--- a/docs/pytorch/PyTorch_Gradient_Checkpointing_Deep_Dive.docx
+++ b/docs/pytorch/PyTorch_Gradient_Checkpointing_Deep_Dive.docx
@@ -90,6 +90,294 @@
         </w:rPr>
       </w:pPr>
     </w:p>
+    <w:p>
+      <w:pPr>
+        <w:rPr>
+          <w:rFonts w:eastAsiaTheme="minorEastAsia"/>
+        </w:rPr>
+      </w:pPr>
+      <w:r>
+        <w:rPr>
+          <w:rFonts w:eastAsiaTheme="minorEastAsia"/>
+        </w:rPr>
+        <w:t>Checkpointing breaks the network into segments. During the initial forward pass, PyTorch clears the intermediate activations of a segment from memory, retaining only the segment inputs (checkpoints). During the backward pass, PyTorch re-runs the segment’s forward pass on-the-fly to reconstruct the missing activations just in time for gradient computation.</w:t>
+      </w:r>
+    </w:p>
+    <w:p>
+      <w:pPr>
+        <w:rPr>
+          <w:rFonts w:eastAsiaTheme="minorEastAsia"/>
+        </w:rPr>
+      </w:pPr>
+    </w:p>
+    <w:p>
+      <w:pPr>
+        <w:rPr>
+          <w:rFonts w:eastAsiaTheme="minorEastAsia"/>
+        </w:rPr>
+      </w:pPr>
+      <w:r>
+        <w:rPr>
+          <w:rFonts w:eastAsiaTheme="minorEastAsia"/>
+        </w:rPr>
+        <w:t>Comparison of Memory vs. Compute Complexity</w:t>
+      </w:r>
+    </w:p>
+    <w:tbl>
+      <w:tblPr>
+        <w:tblStyle w:val="TableGrid"/>
+        <w:tblW w:w="0" w:type="auto"/>
+        <w:tblLook w:val="04A0" w:firstRow="1" w:lastRow="0" w:firstColumn="1" w:lastColumn="0" w:noHBand="0" w:noVBand="1"/>
+      </w:tblPr>
+      <w:tblGrid>
+        <w:gridCol w:w="2337"/>
+        <w:gridCol w:w="2337"/>
+        <w:gridCol w:w="2341"/>
+        <w:gridCol w:w="2335"/>
+      </w:tblGrid>
+      <w:tr>
+        <w:tc>
+          <w:tcPr>
+            <w:tcW w:w="2337" w:type="dxa"/>
+          </w:tcPr>
+          <w:p>
+            <w:r>
+              <w:t>Strategy</w:t>
+            </w:r>
+          </w:p>
+        </w:tc>
+        <w:tc>
+          <w:tcPr>
+            <w:tcW w:w="2337" w:type="dxa"/>
+          </w:tcPr>
+          <w:p>
+            <w:r>
+              <w:t>Activation Memory</w:t>
+            </w:r>
+          </w:p>
+        </w:tc>
+        <w:tc>
+          <w:tcPr>
+            <w:tcW w:w="2341" w:type="dxa"/>
+          </w:tcPr>
+          <w:p>
+            <w:r>
+              <w:t>Compute Cost</w:t>
+            </w:r>
+          </w:p>
+        </w:tc>
+        <w:tc>
+          <w:tcPr>
+            <w:tcW w:w="2335" w:type="dxa"/>
+          </w:tcPr>
+          <w:p>
+            <w:r>
+              <w:t>Best For</w:t>
+            </w:r>
+          </w:p>
+        </w:tc>
+      </w:tr>
+      <w:tr>
+        <w:tc>
+          <w:tcPr>
+            <w:tcW w:w="2337" w:type="dxa"/>
+          </w:tcPr>
+          <w:p>
+            <w:r>
+              <w:t>Standard Backprop</w:t>
+            </w:r>
+          </w:p>
+        </w:tc>
+        <w:tc>
+          <w:tcPr>
+            <w:tcW w:w="2337" w:type="dxa"/>
+          </w:tcPr>
+          <w:p>
+            <m:oMath>
+              <m:r>
+                <m:rPr>
+                  <m:scr m:val="script"/>
+                </m:rPr>
+                <w:rPr>
+                  <w:rFonts w:ascii="Cambria Math" w:hAnsi="Cambria Math"/>
+                </w:rPr>
+                <m:t>O</m:t>
+              </m:r>
+              <m:d>
+                <m:dPr>
+                  <m:ctrlPr>
+                    <w:rPr>
+                      <w:rFonts w:ascii="Cambria Math" w:hAnsi="Cambria Math"/>
+                      <w:i/>
+                    </w:rPr>
+                  </m:ctrlPr>
+                </m:dPr>
+                <m:e>
+                  <m:r>
+                    <w:rPr>
+                      <w:rFonts w:ascii="Cambria Math" w:hAnsi="Cambria Math"/>
+                    </w:rPr>
+                    <m:t>N</m:t>
+                  </m:r>
+                </m:e>
+              </m:d>
+            </m:oMath>
+            <w:r>
+              <w:rPr>
+                <w:rFonts w:eastAsiaTheme="minorEastAsia"/>
+              </w:rPr>
+              <w:t xml:space="preserve"> – stores everything</w:t>
+            </w:r>
+          </w:p>
+        </w:tc>
+        <w:tc>
+          <w:tcPr>
+            <w:tcW w:w="2341" w:type="dxa"/>
+          </w:tcPr>
+          <w:p>
+            <m:oMath>
+              <m:r>
+                <w:rPr>
+                  <w:rFonts w:ascii="Cambria Math" w:hAnsi="Cambria Math"/>
+                </w:rPr>
+                <m:t>1</m:t>
+              </m:r>
+              <m:r>
+                <w:rPr>
+                  <w:rFonts w:ascii="Cambria Math" w:hAnsi="Cambria Math"/>
+                </w:rPr>
+                <m:t>×</m:t>
+              </m:r>
+            </m:oMath>
+            <w:r>
+              <w:rPr>
+                <w:rFonts w:eastAsiaTheme="minorEastAsia"/>
+              </w:rPr>
+              <w:t xml:space="preserve"> (base forward + backward</w:t>
+            </w:r>
+          </w:p>
+        </w:tc>
+        <w:tc>
+          <w:tcPr>
+            <w:tcW w:w="2335" w:type="dxa"/>
+          </w:tcPr>
+          <w:p>
+            <w:r>
+              <w:t>Small/Medium models VRAM is plenty</w:t>
+            </w:r>
+          </w:p>
+        </w:tc>
+      </w:tr>
+      <w:tr>
+        <w:tc>
+          <w:tcPr>
+            <w:tcW w:w="2337" w:type="dxa"/>
+          </w:tcPr>
+          <w:p>
+            <w:r>
+              <w:t>Gradient Checkpointing</w:t>
+            </w:r>
+          </w:p>
+        </w:tc>
+        <w:tc>
+          <w:tcPr>
+            <w:tcW w:w="2337" w:type="dxa"/>
+          </w:tcPr>
+          <w:p>
+            <m:oMath>
+              <m:r>
+                <m:rPr>
+                  <m:scr m:val="script"/>
+                </m:rPr>
+                <w:rPr>
+                  <w:rFonts w:ascii="Cambria Math" w:hAnsi="Cambria Math"/>
+                </w:rPr>
+                <m:t>O</m:t>
+              </m:r>
+              <m:d>
+                <m:dPr>
+                  <m:ctrlPr>
+                    <w:rPr>
+                      <w:rFonts w:ascii="Cambria Math" w:hAnsi="Cambria Math"/>
+                      <w:i/>
+                    </w:rPr>
+                  </m:ctrlPr>
+                </m:dPr>
+                <m:e>
+                  <m:rad>
+                    <m:radPr>
+                      <m:degHide m:val="1"/>
+                      <m:ctrlPr>
+                        <w:rPr>
+                          <w:rFonts w:ascii="Cambria Math" w:hAnsi="Cambria Math"/>
+                          <w:i/>
+                        </w:rPr>
+                      </m:ctrlPr>
+                    </m:radPr>
+                    <m:deg/>
+                    <m:e>
+                      <m:r>
+                        <w:rPr>
+                          <w:rFonts w:ascii="Cambria Math" w:hAnsi="Cambria Math"/>
+                        </w:rPr>
+                        <m:t>N</m:t>
+                      </m:r>
+                    </m:e>
+                  </m:rad>
+                </m:e>
+              </m:d>
+            </m:oMath>
+            <w:r>
+              <w:rPr>
+                <w:rFonts w:eastAsiaTheme="minorEastAsia"/>
+              </w:rPr>
+              <w:t xml:space="preserve"> – optimal segmentation</w:t>
+            </w:r>
+          </w:p>
+        </w:tc>
+        <w:tc>
+          <w:tcPr>
+            <w:tcW w:w="2341" w:type="dxa"/>
+          </w:tcPr>
+          <w:p>
+            <m:oMath>
+              <m:r>
+                <w:rPr>
+                  <w:rFonts w:ascii="Cambria Math" w:hAnsi="Cambria Math"/>
+                </w:rPr>
+                <m:t>~1.33×</m:t>
+              </m:r>
+            </m:oMath>
+            <w:r>
+              <w:rPr>
+                <w:rFonts w:eastAsiaTheme="minorEastAsia"/>
+              </w:rPr>
+              <w:t xml:space="preserve"> (extra local forward pass)</w:t>
+            </w:r>
+          </w:p>
+        </w:tc>
+        <w:tc>
+          <w:tcPr>
+            <w:tcW w:w="2335" w:type="dxa"/>
+          </w:tcPr>
+          <w:p>
+            <w:r>
+              <w:t>LLMs, ultra-deep nets, large batch sizes</w:t>
+            </w:r>
+          </w:p>
+        </w:tc>
+      </w:tr>
+    </w:tbl>
+    <w:p/>
+    <w:p>
+      <w:pPr>
+        <w:pStyle w:val="Heading2"/>
+      </w:pPr>
+      <w:r>
+        <w:t>PyTorch implementation (torch.utils.checkpoint)</w:t>
+      </w:r>
+    </w:p>
+    <w:p/>
     <w:p/>
     <w:p/>
     <w:p>
@@ -1101,6 +1389,25 @@
       <w:color w:val="666666"/>
     </w:rPr>
   </w:style>
+  <w:style w:type="table" w:styleId="TableGrid">
+    <w:name w:val="Table Grid"/>
+    <w:basedOn w:val="TableNormal"/>
+    <w:uiPriority w:val="39"/>
+    <w:rsid w:val="00AD5C05"/>
+    <w:pPr>
+      <w:spacing w:after="0" w:line="240" w:lineRule="auto"/>
+    </w:pPr>
+    <w:tblPr>
+      <w:tblBorders>
+        <w:top w:val="single" w:sz="4" w:space="0" w:color="auto"/>
+        <w:left w:val="single" w:sz="4" w:space="0" w:color="auto"/>
+        <w:bottom w:val="single" w:sz="4" w:space="0" w:color="auto"/>
+        <w:right w:val="single" w:sz="4" w:space="0" w:color="auto"/>
+        <w:insideH w:val="single" w:sz="4" w:space="0" w:color="auto"/>
+        <w:insideV w:val="single" w:sz="4" w:space="0" w:color="auto"/>
+      </w:tblBorders>
+    </w:tblPr>
+  </w:style>
 </w:styles>
 </file>
 
